--- a/reports/2026-06_norvasc_focus_report.docx
+++ b/reports/2026-06_norvasc_focus_report.docx
@@ -28,6 +28,99 @@
         </w:rPr>
         <w:t>数据范围：2026-06-01 至 2026-06-30｜来源：产品/竞品研究进展 + NKOL 微信/PubMed 明细</w:t>
       </w:r>
+    </w:p>
+    <w:p>
+      <w:pPr>
+        <w:spacing w:before="200" w:after="120"/>
+      </w:pPr>
+      <w:r>
+        <w:rPr>
+          <w:rFonts w:ascii="Microsoft YaHei" w:hAnsi="Microsoft YaHei" w:eastAsia="微软雅黑"/>
+          <w:b/>
+          <w:color w:val="0F766D"/>
+          <w:sz w:val="28"/>
+        </w:rPr>
+        <w:t>管理层摘要</w:t>
+      </w:r>
+    </w:p>
+    <w:p>
+      <w:pPr>
+        <w:spacing w:after="100" w:line="300" w:lineRule="auto"/>
+      </w:pPr>
+      <w:r>
+        <w:rPr>
+          <w:rFonts w:ascii="Microsoft YaHei" w:hAnsi="Microsoft YaHei" w:eastAsia="微软雅黑"/>
+          <w:b/>
+          <w:color w:val="173B3A"/>
+          <w:sz w:val="23"/>
+        </w:rPr>
+        <w:t>6月络活喜的核心信号是：氨氯地平同成分安全性和CCB/ARB复方竞争同时出现，重点从单药降压扩展到水肿差异、复方管理和同类替代。</w:t>
+      </w:r>
+    </w:p>
+    <w:p>
+      <w:pPr>
+        <w:spacing w:after="60" w:line="293" w:lineRule="auto"/>
+        <w:ind w:left="160"/>
+      </w:pPr>
+      <w:r>
+        <w:rPr>
+          <w:rFonts w:ascii="Microsoft YaHei" w:hAnsi="Microsoft YaHei" w:eastAsia="微软雅黑"/>
+          <w:b w:val="0"/>
+          <w:color w:val="253638"/>
+          <w:sz w:val="21"/>
+        </w:rPr>
+        <w:t>发生了什么：本月纳入35条产品/竞品进展，19条建议跟进、9条高证据；Clinical和PubMed更新覆盖氨氯地平、硝苯地平、缬沙坦/复方方案，并有中文文献补充。</w:t>
+      </w:r>
+    </w:p>
+    <w:p>
+      <w:pPr>
+        <w:spacing w:after="60" w:line="293" w:lineRule="auto"/>
+        <w:ind w:left="160"/>
+      </w:pPr>
+      <w:r>
+        <w:rPr>
+          <w:rFonts w:ascii="Microsoft YaHei" w:hAnsi="Microsoft YaHei" w:eastAsia="微软雅黑"/>
+          <w:b w:val="0"/>
+          <w:color w:val="253638"/>
+          <w:sz w:val="21"/>
+        </w:rPr>
+        <w:t>关注什么：优先关注左氨氯地平与氨氯地平踝部水肿比较、心痛定/硝苯地平同类研究、代文/倍博特相关复方路径。</w:t>
+      </w:r>
+    </w:p>
+    <w:p>
+      <w:pPr>
+        <w:spacing w:after="60" w:line="293" w:lineRule="auto"/>
+        <w:ind w:left="160"/>
+      </w:pPr>
+      <w:r>
+        <w:rPr>
+          <w:rFonts w:ascii="Microsoft YaHei" w:hAnsi="Microsoft YaHei" w:eastAsia="微软雅黑"/>
+          <w:b w:val="0"/>
+          <w:color w:val="253638"/>
+          <w:sz w:val="21"/>
+        </w:rPr>
+        <w:t>为什么关注：水肿和复方管理是络活喜临床沟通中的关键问题，竞品若在耐受性或联合控压场景形成证据，会影响处方选择和患者沟通。</w:t>
+      </w:r>
+    </w:p>
+    <w:p>
+      <w:pPr>
+        <w:spacing w:after="60" w:line="293" w:lineRule="auto"/>
+        <w:ind w:left="160"/>
+      </w:pPr>
+      <w:r>
+        <w:rPr>
+          <w:rFonts w:ascii="Microsoft YaHei" w:hAnsi="Microsoft YaHei" w:eastAsia="微软雅黑"/>
+          <w:b w:val="0"/>
+          <w:color w:val="253638"/>
+          <w:sz w:val="21"/>
+        </w:rPr>
+        <w:t>建议动作：补充氨氯地平水肿与剂量管理问答；梳理CCB同类及ARB/CCB复方的证据差异；把中文文献纳入本地医学资料库。</w:t>
+      </w:r>
+    </w:p>
+    <w:p>
+      <w:pPr>
+        <w:spacing w:after="40"/>
+      </w:pPr>
     </w:p>
     <w:p>
       <w:pPr>
